--- a/ШаблоныДокументов/007.docx
+++ b/ШаблоныДокументов/007.docx
@@ -1,6 +1,6 @@
 
 <file path=word/document.xml><?xml version="1.0" encoding="utf-8"?>
-<w:document xmlns:wpc="http://schemas.microsoft.com/office/word/2010/wordprocessingCanvas" xmlns:cx="http://schemas.microsoft.com/office/drawing/2014/chartex" xmlns:mc="http://schemas.openxmlformats.org/markup-compatibility/2006" xmlns:o="urn:schemas-microsoft-com:office:office" xmlns:r="http://schemas.openxmlformats.org/officeDocument/2006/relationships" xmlns:m="http://schemas.openxmlformats.org/officeDocument/2006/math" xmlns:v="urn:schemas-microsoft-com:vml" xmlns:wp14="http://schemas.microsoft.com/office/word/2010/wordprocessingDrawing" xmlns:wp="http://schemas.openxmlformats.org/drawingml/2006/wordprocessingDrawing" xmlns:w10="urn:schemas-microsoft-com:office:word" xmlns:w="http://schemas.openxmlformats.org/wordprocessingml/2006/main" xmlns:w14="http://schemas.microsoft.com/office/word/2010/wordml" xmlns:w15="http://schemas.microsoft.com/office/word/2012/wordml" xmlns:w16se="http://schemas.microsoft.com/office/word/2015/wordml/symex" xmlns:wpg="http://schemas.microsoft.com/office/word/2010/wordprocessingGroup" xmlns:wpi="http://schemas.microsoft.com/office/word/2010/wordprocessingInk" xmlns:wne="http://schemas.microsoft.com/office/word/2006/wordml" xmlns:wps="http://schemas.microsoft.com/office/word/2010/wordprocessingShape" mc:Ignorable="w14 w15 w16se wp14">
+<w:document xmlns:wpc="http://schemas.microsoft.com/office/word/2010/wordprocessingCanvas" xmlns:cx="http://schemas.microsoft.com/office/drawing/2014/chartex" xmlns:cx1="http://schemas.microsoft.com/office/drawing/2015/9/8/chartex" xmlns:cx2="http://schemas.microsoft.com/office/drawing/2015/10/21/chartex" xmlns:cx3="http://schemas.microsoft.com/office/drawing/2016/5/9/chartex" xmlns:cx4="http://schemas.microsoft.com/office/drawing/2016/5/10/chartex" xmlns:cx5="http://schemas.microsoft.com/office/drawing/2016/5/11/chartex" xmlns:cx6="http://schemas.microsoft.com/office/drawing/2016/5/12/chartex" xmlns:cx7="http://schemas.microsoft.com/office/drawing/2016/5/13/chartex" xmlns:cx8="http://schemas.microsoft.com/office/drawing/2016/5/14/chartex" xmlns:mc="http://schemas.openxmlformats.org/markup-compatibility/2006" xmlns:aink="http://schemas.microsoft.com/office/drawing/2016/ink" xmlns:am3d="http://schemas.microsoft.com/office/drawing/2017/model3d" xmlns:o="urn:schemas-microsoft-com:office:office" xmlns:r="http://schemas.openxmlformats.org/officeDocument/2006/relationships" xmlns:m="http://schemas.openxmlformats.org/officeDocument/2006/math" xmlns:v="urn:schemas-microsoft-com:vml" xmlns:wp14="http://schemas.microsoft.com/office/word/2010/wordprocessingDrawing" xmlns:wp="http://schemas.openxmlformats.org/drawingml/2006/wordprocessingDrawing" xmlns:w10="urn:schemas-microsoft-com:office:word" xmlns:w="http://schemas.openxmlformats.org/wordprocessingml/2006/main" xmlns:w14="http://schemas.microsoft.com/office/word/2010/wordml" xmlns:w15="http://schemas.microsoft.com/office/word/2012/wordml" xmlns:w16cex="http://schemas.microsoft.com/office/word/2018/wordml/cex" xmlns:w16cid="http://schemas.microsoft.com/office/word/2016/wordml/cid" xmlns:w16="http://schemas.microsoft.com/office/word/2018/wordml" xmlns:w16se="http://schemas.microsoft.com/office/word/2015/wordml/symex" xmlns:wpg="http://schemas.microsoft.com/office/word/2010/wordprocessingGroup" xmlns:wpi="http://schemas.microsoft.com/office/word/2010/wordprocessingInk" xmlns:wne="http://schemas.microsoft.com/office/word/2006/wordml" xmlns:wps="http://schemas.microsoft.com/office/word/2010/wordprocessingShape" mc:Ignorable="w14 w15 w16se w16cid w16 w16cex wp14">
   <w:body>
     <w:tbl>
       <w:tblPr>
@@ -119,8 +119,32 @@
         <w:rPr>
           <w:sz w:val="26"/>
           <w:szCs w:val="26"/>
+          <w:lang w:val="en-US"/>
         </w:rPr>
       </w:pPr>
+      <w:r>
+        <w:rPr>
+          <w:sz w:val="26"/>
+          <w:szCs w:val="26"/>
+          <w:lang w:val="en-US"/>
+        </w:rPr>
+        <w:t>{{</w:t>
+      </w:r>
+      <w:r>
+        <w:rPr>
+          <w:sz w:val="26"/>
+          <w:szCs w:val="26"/>
+        </w:rPr>
+        <w:t>ФИО</w:t>
+      </w:r>
+      <w:r>
+        <w:rPr>
+          <w:sz w:val="26"/>
+          <w:szCs w:val="26"/>
+          <w:lang w:val="en-US"/>
+        </w:rPr>
+        <w:t>}}</w:t>
+      </w:r>
     </w:p>
     <w:p>
       <w:pPr>
@@ -138,7 +162,7 @@
         <mc:AlternateContent>
           <mc:Choice Requires="wps">
             <w:drawing>
-              <wp:anchor distT="0" distB="0" distL="114300" distR="114300" simplePos="0" relativeHeight="251661312" behindDoc="0" locked="0" layoutInCell="1" allowOverlap="1" wp14:anchorId="42F01A81" wp14:editId="103597A4">
+              <wp:anchor distT="0" distB="0" distL="114300" distR="114300" simplePos="0" relativeHeight="251661312" behindDoc="0" locked="0" layoutInCell="1" allowOverlap="1" wp14:anchorId="3CA06F89" wp14:editId="71E39F40">
                 <wp:simplePos x="0" y="0"/>
                 <wp:positionH relativeFrom="margin">
                   <wp:align>left</wp:align>
@@ -207,7 +231,7 @@
         <mc:AlternateContent>
           <mc:Choice Requires="wps">
             <w:drawing>
-              <wp:anchor distT="0" distB="0" distL="114300" distR="114300" simplePos="0" relativeHeight="251659264" behindDoc="0" locked="0" layoutInCell="1" allowOverlap="1" wp14:anchorId="5BC5CA1A" wp14:editId="4DE722B5">
+              <wp:anchor distT="0" distB="0" distL="114300" distR="114300" simplePos="0" relativeHeight="251659264" behindDoc="0" locked="0" layoutInCell="1" allowOverlap="1" wp14:anchorId="44615B34" wp14:editId="65F4A498">
                 <wp:simplePos x="0" y="0"/>
                 <wp:positionH relativeFrom="margin">
                   <wp:align>left</wp:align>
@@ -295,7 +319,7 @@
         <mc:AlternateContent>
           <mc:Choice Requires="wps">
             <w:drawing>
-              <wp:anchor distT="0" distB="0" distL="114300" distR="114300" simplePos="0" relativeHeight="251665408" behindDoc="0" locked="0" layoutInCell="1" allowOverlap="1" wp14:anchorId="42F01A81" wp14:editId="103597A4">
+              <wp:anchor distT="0" distB="0" distL="114300" distR="114300" simplePos="0" relativeHeight="251665408" behindDoc="0" locked="0" layoutInCell="1" allowOverlap="1" wp14:anchorId="755B38BA" wp14:editId="479C2BC9">
                 <wp:simplePos x="0" y="0"/>
                 <wp:positionH relativeFrom="margin">
                   <wp:align>left</wp:align>
@@ -364,7 +388,7 @@
         <mc:AlternateContent>
           <mc:Choice Requires="wps">
             <w:drawing>
-              <wp:anchor distT="0" distB="0" distL="114300" distR="114300" simplePos="0" relativeHeight="251663360" behindDoc="0" locked="0" layoutInCell="1" allowOverlap="1" wp14:anchorId="42F01A81" wp14:editId="103597A4">
+              <wp:anchor distT="0" distB="0" distL="114300" distR="114300" simplePos="0" relativeHeight="251663360" behindDoc="0" locked="0" layoutInCell="1" allowOverlap="1" wp14:anchorId="4D488D5E" wp14:editId="736436B2">
                 <wp:simplePos x="0" y="0"/>
                 <wp:positionH relativeFrom="margin">
                   <wp:align>left</wp:align>
@@ -460,7 +484,7 @@
         <mc:AlternateContent>
           <mc:Choice Requires="wps">
             <w:drawing>
-              <wp:anchor distT="0" distB="0" distL="114300" distR="114300" simplePos="0" relativeHeight="251667456" behindDoc="0" locked="0" layoutInCell="1" allowOverlap="1" wp14:anchorId="1B9BC71D" wp14:editId="42326EEA">
+              <wp:anchor distT="0" distB="0" distL="114300" distR="114300" simplePos="0" relativeHeight="251667456" behindDoc="0" locked="0" layoutInCell="1" allowOverlap="1" wp14:anchorId="66934BEA" wp14:editId="3BD43696">
                 <wp:simplePos x="0" y="0"/>
                 <wp:positionH relativeFrom="margin">
                   <wp:posOffset>2549525</wp:posOffset>
@@ -583,7 +607,7 @@
         <mc:AlternateContent>
           <mc:Choice Requires="wps">
             <w:drawing>
-              <wp:anchor distT="0" distB="0" distL="114300" distR="114300" simplePos="0" relativeHeight="251669504" behindDoc="0" locked="0" layoutInCell="1" allowOverlap="1" wp14:anchorId="063CABF1" wp14:editId="609CE443">
+              <wp:anchor distT="0" distB="0" distL="114300" distR="114300" simplePos="0" relativeHeight="251669504" behindDoc="0" locked="0" layoutInCell="1" allowOverlap="1" wp14:anchorId="573EE584" wp14:editId="22F7EEAB">
                 <wp:simplePos x="0" y="0"/>
                 <wp:positionH relativeFrom="margin">
                   <wp:align>left</wp:align>
@@ -652,7 +676,7 @@
         <mc:AlternateContent>
           <mc:Choice Requires="wps">
             <w:drawing>
-              <wp:anchor distT="0" distB="0" distL="114300" distR="114300" simplePos="0" relativeHeight="251671552" behindDoc="0" locked="0" layoutInCell="1" allowOverlap="1" wp14:anchorId="57CF23D3" wp14:editId="409E32CA">
+              <wp:anchor distT="0" distB="0" distL="114300" distR="114300" simplePos="0" relativeHeight="251671552" behindDoc="0" locked="0" layoutInCell="1" allowOverlap="1" wp14:anchorId="1C8BD750" wp14:editId="3BCFCC96">
                 <wp:simplePos x="0" y="0"/>
                 <wp:positionH relativeFrom="margin">
                   <wp:align>center</wp:align>
@@ -731,7 +755,7 @@
         <mc:AlternateContent>
           <mc:Choice Requires="wps">
             <w:drawing>
-              <wp:anchor distT="0" distB="0" distL="114300" distR="114300" simplePos="0" relativeHeight="251673600" behindDoc="0" locked="0" layoutInCell="1" allowOverlap="1" wp14:anchorId="0F28271F" wp14:editId="12718A09">
+              <wp:anchor distT="0" distB="0" distL="114300" distR="114300" simplePos="0" relativeHeight="251673600" behindDoc="0" locked="0" layoutInCell="1" allowOverlap="1" wp14:anchorId="2DE87CFF" wp14:editId="4B1008B2">
                 <wp:simplePos x="0" y="0"/>
                 <wp:positionH relativeFrom="margin">
                   <wp:align>left</wp:align>
@@ -800,7 +824,7 @@
         <mc:AlternateContent>
           <mc:Choice Requires="wps">
             <w:drawing>
-              <wp:anchor distT="0" distB="0" distL="114300" distR="114300" simplePos="0" relativeHeight="251675648" behindDoc="0" locked="0" layoutInCell="1" allowOverlap="1" wp14:anchorId="72E0F623" wp14:editId="3B4F9C65">
+              <wp:anchor distT="0" distB="0" distL="114300" distR="114300" simplePos="0" relativeHeight="251675648" behindDoc="0" locked="0" layoutInCell="1" allowOverlap="1" wp14:anchorId="412A6822" wp14:editId="12E9C788">
                 <wp:simplePos x="0" y="0"/>
                 <wp:positionH relativeFrom="margin">
                   <wp:align>left</wp:align>
@@ -903,7 +927,7 @@
         <mc:AlternateContent>
           <mc:Choice Requires="wps">
             <w:drawing>
-              <wp:anchor distT="0" distB="0" distL="114300" distR="114300" simplePos="0" relativeHeight="251677696" behindDoc="0" locked="0" layoutInCell="1" allowOverlap="1" wp14:anchorId="273932D2" wp14:editId="585F5BFC">
+              <wp:anchor distT="0" distB="0" distL="114300" distR="114300" simplePos="0" relativeHeight="251677696" behindDoc="0" locked="0" layoutInCell="1" allowOverlap="1" wp14:anchorId="2D986474" wp14:editId="4A528AE2">
                 <wp:simplePos x="0" y="0"/>
                 <wp:positionH relativeFrom="margin">
                   <wp:posOffset>1292362</wp:posOffset>
@@ -1092,7 +1116,6 @@
               </w:rPr>
               <w:t xml:space="preserve"> на </w:t>
             </w:r>
-            <w:proofErr w:type="spellStart"/>
             <w:r>
               <w:rPr>
                 <w:sz w:val="26"/>
@@ -1100,7 +1123,6 @@
               </w:rPr>
               <w:t>руском</w:t>
             </w:r>
-            <w:proofErr w:type="spellEnd"/>
             <w:r>
               <w:rPr>
                 <w:sz w:val="26"/>
@@ -1592,7 +1614,27 @@
           <w:p>
             <w:pPr>
               <w:ind w:firstLine="0"/>
-            </w:pPr>
+              <w:rPr>
+                <w:lang w:val="en-US"/>
+              </w:rPr>
+            </w:pPr>
+            <w:r>
+              <w:rPr>
+                <w:lang w:val="en-US"/>
+              </w:rPr>
+              <w:t>{{</w:t>
+            </w:r>
+            <w:r>
+              <w:t>Должность</w:t>
+            </w:r>
+            <w:bookmarkStart w:id="0" w:name="_GoBack"/>
+            <w:bookmarkEnd w:id="0"/>
+            <w:r>
+              <w:rPr>
+                <w:lang w:val="en-US"/>
+              </w:rPr>
+              <w:t>}}</w:t>
+            </w:r>
           </w:p>
         </w:tc>
         <w:tc>
@@ -1756,7 +1798,7 @@
         <mc:AlternateContent>
           <mc:Choice Requires="wps">
             <w:drawing>
-              <wp:anchor distT="0" distB="0" distL="114300" distR="114300" simplePos="0" relativeHeight="251679744" behindDoc="0" locked="0" layoutInCell="1" allowOverlap="1" wp14:anchorId="56E5139F" wp14:editId="2D2EA769">
+              <wp:anchor distT="0" distB="0" distL="114300" distR="114300" simplePos="0" relativeHeight="251679744" behindDoc="0" locked="0" layoutInCell="1" allowOverlap="1" wp14:anchorId="5BA6EAA6" wp14:editId="2D84C762">
                 <wp:simplePos x="0" y="0"/>
                 <wp:positionH relativeFrom="margin">
                   <wp:posOffset>3202305</wp:posOffset>
@@ -1833,7 +1875,7 @@
         <mc:AlternateContent>
           <mc:Choice Requires="wps">
             <w:drawing>
-              <wp:anchor distT="0" distB="0" distL="114300" distR="114300" simplePos="0" relativeHeight="251681792" behindDoc="0" locked="0" layoutInCell="1" allowOverlap="1" wp14:anchorId="6EB497A3" wp14:editId="212A29D9">
+              <wp:anchor distT="0" distB="0" distL="114300" distR="114300" simplePos="0" relativeHeight="251681792" behindDoc="0" locked="0" layoutInCell="1" allowOverlap="1" wp14:anchorId="59E1D5B7" wp14:editId="47D0A286">
                 <wp:simplePos x="0" y="0"/>
                 <wp:positionH relativeFrom="margin">
                   <wp:posOffset>2704318</wp:posOffset>
@@ -1900,8 +1942,6 @@
       <w:r>
         <w:t>Технический секретарь КЭК</w:t>
       </w:r>
-      <w:bookmarkStart w:id="0" w:name="_GoBack"/>
-      <w:bookmarkEnd w:id="0"/>
     </w:p>
     <w:sectPr>
       <w:pgSz w:w="11906" w:h="16838"/>
@@ -1914,7 +1954,7 @@
 </file>
 
 <file path=word/styles.xml><?xml version="1.0" encoding="utf-8"?>
-<w:styles xmlns:mc="http://schemas.openxmlformats.org/markup-compatibility/2006" xmlns:r="http://schemas.openxmlformats.org/officeDocument/2006/relationships" xmlns:w="http://schemas.openxmlformats.org/wordprocessingml/2006/main" xmlns:w14="http://schemas.microsoft.com/office/word/2010/wordml" xmlns:w15="http://schemas.microsoft.com/office/word/2012/wordml" xmlns:w16se="http://schemas.microsoft.com/office/word/2015/wordml/symex" mc:Ignorable="w14 w15 w16se">
+<w:styles xmlns:mc="http://schemas.openxmlformats.org/markup-compatibility/2006" xmlns:r="http://schemas.openxmlformats.org/officeDocument/2006/relationships" xmlns:w="http://schemas.openxmlformats.org/wordprocessingml/2006/main" xmlns:w14="http://schemas.microsoft.com/office/word/2010/wordml" xmlns:w15="http://schemas.microsoft.com/office/word/2012/wordml" xmlns:w16cex="http://schemas.microsoft.com/office/word/2018/wordml/cex" xmlns:w16cid="http://schemas.microsoft.com/office/word/2016/wordml/cid" xmlns:w16="http://schemas.microsoft.com/office/word/2018/wordml" xmlns:w16se="http://schemas.microsoft.com/office/word/2015/wordml/symex" mc:Ignorable="w14 w15 w16se w16cid w16 w16cex">
   <w:docDefaults>
     <w:rPrDefault>
       <w:rPr>
@@ -1930,7 +1970,7 @@
       </w:pPr>
     </w:pPrDefault>
   </w:docDefaults>
-  <w:latentStyles w:defLockedState="0" w:defUIPriority="99" w:defSemiHidden="0" w:defUnhideWhenUsed="0" w:defQFormat="0" w:count="371">
+  <w:latentStyles w:defLockedState="0" w:defUIPriority="99" w:defSemiHidden="0" w:defUnhideWhenUsed="0" w:defQFormat="0" w:count="376">
     <w:lsdException w:name="Normal" w:uiPriority="0" w:qFormat="1"/>
     <w:lsdException w:name="heading 1" w:uiPriority="9" w:qFormat="1"/>
     <w:lsdException w:name="heading 2" w:semiHidden="1" w:uiPriority="9" w:unhideWhenUsed="1" w:qFormat="1"/>
@@ -2036,7 +2076,6 @@
     <w:lsdException w:name="HTML Sample" w:semiHidden="1" w:unhideWhenUsed="1"/>
     <w:lsdException w:name="HTML Typewriter" w:semiHidden="1" w:unhideWhenUsed="1"/>
     <w:lsdException w:name="HTML Variable" w:semiHidden="1" w:unhideWhenUsed="1"/>
-    <w:lsdException w:name="Normal Table" w:semiHidden="1" w:unhideWhenUsed="1"/>
     <w:lsdException w:name="annotation subject" w:semiHidden="1" w:unhideWhenUsed="1"/>
     <w:lsdException w:name="No List" w:semiHidden="1" w:unhideWhenUsed="1"/>
     <w:lsdException w:name="Outline List 1" w:semiHidden="1" w:unhideWhenUsed="1"/>
@@ -2079,11 +2118,8 @@
     <w:lsdException w:name="Table Contemporary" w:semiHidden="1" w:unhideWhenUsed="1"/>
     <w:lsdException w:name="Table Elegant" w:semiHidden="1" w:unhideWhenUsed="1"/>
     <w:lsdException w:name="Table Professional" w:semiHidden="1" w:unhideWhenUsed="1"/>
-    <w:lsdException w:name="Table Subtle 1" w:semiHidden="1" w:unhideWhenUsed="1"/>
     <w:lsdException w:name="Table Subtle 2" w:semiHidden="1" w:unhideWhenUsed="1"/>
     <w:lsdException w:name="Table Web 1" w:semiHidden="1" w:unhideWhenUsed="1"/>
-    <w:lsdException w:name="Table Web 2" w:semiHidden="1" w:unhideWhenUsed="1"/>
-    <w:lsdException w:name="Table Web 3" w:semiHidden="1" w:unhideWhenUsed="1"/>
     <w:lsdException w:name="Balloon Text" w:semiHidden="1" w:unhideWhenUsed="1"/>
     <w:lsdException w:name="Table Grid" w:uiPriority="39"/>
     <w:lsdException w:name="Table Theme" w:semiHidden="1" w:unhideWhenUsed="1"/>
@@ -2302,6 +2338,11 @@
     <w:lsdException w:name="List Table 5 Dark Accent 6" w:uiPriority="50"/>
     <w:lsdException w:name="List Table 6 Colorful Accent 6" w:uiPriority="51"/>
     <w:lsdException w:name="List Table 7 Colorful Accent 6" w:uiPriority="52"/>
+    <w:lsdException w:name="Mention" w:semiHidden="1" w:unhideWhenUsed="1"/>
+    <w:lsdException w:name="Smart Hyperlink" w:semiHidden="1" w:unhideWhenUsed="1"/>
+    <w:lsdException w:name="Hashtag" w:semiHidden="1" w:unhideWhenUsed="1"/>
+    <w:lsdException w:name="Unresolved Mention" w:semiHidden="1" w:unhideWhenUsed="1"/>
+    <w:lsdException w:name="Smart Link" w:semiHidden="1" w:unhideWhenUsed="1"/>
   </w:latentStyles>
   <w:style w:type="paragraph" w:default="1" w:styleId="a">
     <w:name w:val="Normal"/>
@@ -2662,7 +2703,7 @@
 </file>
 
 <file path=customXml/itemProps1.xml><?xml version="1.0" encoding="utf-8"?>
-<ds:datastoreItem xmlns:ds="http://schemas.openxmlformats.org/officeDocument/2006/customXml" ds:itemID="{DBF69D6F-A96A-46FF-AAB2-1CBB19CD6EF0}">
+<ds:datastoreItem xmlns:ds="http://schemas.openxmlformats.org/officeDocument/2006/customXml" ds:itemID="{E7FFD739-731F-47BA-88F2-357801D36418}">
   <ds:schemaRefs>
     <ds:schemaRef ds:uri="http://schemas.openxmlformats.org/officeDocument/2006/bibliography"/>
   </ds:schemaRefs>
